--- a/医療機器DX台帳_点検のしかた.docx
+++ b/医療機器DX台帳_点検のしかた.docx
@@ -271,7 +271,7 @@
         <w:spacing w:before="240" w:after="80"/>
       </w:pPr>
       <w:r>
-        <w:t>1-3. 管理番号を手で入れる</w:t>
+        <w:t>1-3. 期限の近い機器から選ぶ</w:t>
       </w:r>
     </w:p>
     <w:p>
@@ -282,7 +282,242 @@
         <w:rPr>
           <w:sz w:val="22"/>
         </w:rPr>
-        <w:t>ラベルが汚れて読めないときは、管理番号（A1403 のような番号）を打ち込んで「📥 読み込む」を押します。</w:t>
+        <w:t>点検画面のいちばん上に「🗓 点検の期限」が出ます。自分の部署を選ぶと、そろそろ点検が必要な機器が並びます。押すとその機器の画面が開きます。</w:t>
+      </w:r>
+    </w:p>
+    <w:tbl>
+      <w:tblPr>
+        <w:tblW w:w="9360" w:type="dxa"/>
+        <w:tblBorders>
+          <w:top w:val="single" w:sz="4" w:space="0" w:color="D4DAD7"/>
+          <w:left w:val="single" w:sz="4" w:space="0" w:color="D4DAD7"/>
+          <w:bottom w:val="single" w:sz="4" w:space="0" w:color="D4DAD7"/>
+          <w:right w:val="single" w:sz="4" w:space="0" w:color="D4DAD7"/>
+          <w:insideH w:val="single" w:sz="2" w:space="0" w:color="E3EAE7"/>
+          <w:insideV w:val="single" w:sz="2" w:space="0" w:color="E3EAE7"/>
+        </w:tblBorders>
+        <w:tblLayout w:type="fixed"/>
+        <w:tblLook w:firstColumn="1" w:firstRow="1" w:lastColumn="0" w:lastRow="0" w:noHBand="0" w:noVBand="1" w:val="04A0"/>
+      </w:tblPr>
+      <w:tblGrid>
+        <w:gridCol w:w="2059"/>
+        <w:gridCol w:w="7300"/>
+      </w:tblGrid>
+      <w:tr>
+        <w:trPr>
+          <w:tblHeader/>
+        </w:trPr>
+        <w:tc>
+          <w:tcPr>
+            <w:tcW w:type="dxa" w:w="2059"/>
+            <w:shd w:val="clear" w:color="auto" w:fill="EDF6F3"/>
+            <w:tcMar>
+              <w:top w:w="70" w:type="dxa"/>
+              <w:left w:w="100" w:type="dxa"/>
+              <w:bottom w:w="70" w:type="dxa"/>
+              <w:right w:w="100" w:type="dxa"/>
+            </w:tcMar>
+          </w:tcPr>
+          <w:p>
+            <w:pPr>
+              <w:spacing w:before="0" w:after="0"/>
+            </w:pPr>
+            <w:r/>
+            <w:r>
+              <w:rPr>
+                <w:b/>
+                <w:sz w:val="20"/>
+              </w:rPr>
+              <w:t>色</w:t>
+            </w:r>
+          </w:p>
+        </w:tc>
+        <w:tc>
+          <w:tcPr>
+            <w:tcW w:type="dxa" w:w="7299"/>
+            <w:shd w:val="clear" w:color="auto" w:fill="EDF6F3"/>
+            <w:tcMar>
+              <w:top w:w="70" w:type="dxa"/>
+              <w:left w:w="100" w:type="dxa"/>
+              <w:bottom w:w="70" w:type="dxa"/>
+              <w:right w:w="100" w:type="dxa"/>
+            </w:tcMar>
+          </w:tcPr>
+          <w:p>
+            <w:pPr>
+              <w:spacing w:before="0" w:after="0"/>
+            </w:pPr>
+            <w:r/>
+            <w:r>
+              <w:rPr>
+                <w:b/>
+                <w:sz w:val="20"/>
+              </w:rPr>
+              <w:t>意味</w:t>
+            </w:r>
+          </w:p>
+        </w:tc>
+      </w:tr>
+      <w:tr>
+        <w:tc>
+          <w:tcPr>
+            <w:tcW w:type="dxa" w:w="2059"/>
+            <w:tcMar>
+              <w:top w:w="70" w:type="dxa"/>
+              <w:left w:w="100" w:type="dxa"/>
+              <w:bottom w:w="70" w:type="dxa"/>
+              <w:right w:w="100" w:type="dxa"/>
+            </w:tcMar>
+          </w:tcPr>
+          <w:p>
+            <w:pPr>
+              <w:spacing w:before="0" w:after="0"/>
+            </w:pPr>
+            <w:r/>
+            <w:r>
+              <w:rPr>
+                <w:sz w:val="20"/>
+              </w:rPr>
+              <w:t>⛔ 赤</w:t>
+            </w:r>
+          </w:p>
+        </w:tc>
+        <w:tc>
+          <w:tcPr>
+            <w:tcW w:type="dxa" w:w="7299"/>
+            <w:tcMar>
+              <w:top w:w="70" w:type="dxa"/>
+              <w:left w:w="100" w:type="dxa"/>
+              <w:bottom w:w="70" w:type="dxa"/>
+              <w:right w:w="100" w:type="dxa"/>
+            </w:tcMar>
+          </w:tcPr>
+          <w:p>
+            <w:pPr>
+              <w:spacing w:before="0" w:after="0"/>
+            </w:pPr>
+            <w:r/>
+            <w:r>
+              <w:rPr>
+                <w:sz w:val="20"/>
+              </w:rPr>
+              <w:t>期限を過ぎています。なるべく早く点検してください</w:t>
+            </w:r>
+          </w:p>
+        </w:tc>
+      </w:tr>
+      <w:tr>
+        <w:tc>
+          <w:tcPr>
+            <w:tcW w:type="dxa" w:w="2059"/>
+            <w:tcMar>
+              <w:top w:w="70" w:type="dxa"/>
+              <w:left w:w="100" w:type="dxa"/>
+              <w:bottom w:w="70" w:type="dxa"/>
+              <w:right w:w="100" w:type="dxa"/>
+            </w:tcMar>
+          </w:tcPr>
+          <w:p>
+            <w:pPr>
+              <w:spacing w:before="0" w:after="0"/>
+            </w:pPr>
+            <w:r/>
+            <w:r>
+              <w:rPr>
+                <w:sz w:val="20"/>
+              </w:rPr>
+              <w:t>⚠️ オレンジ</w:t>
+            </w:r>
+          </w:p>
+        </w:tc>
+        <w:tc>
+          <w:tcPr>
+            <w:tcW w:type="dxa" w:w="7299"/>
+            <w:tcMar>
+              <w:top w:w="70" w:type="dxa"/>
+              <w:left w:w="100" w:type="dxa"/>
+              <w:bottom w:w="70" w:type="dxa"/>
+              <w:right w:w="100" w:type="dxa"/>
+            </w:tcMar>
+          </w:tcPr>
+          <w:p>
+            <w:pPr>
+              <w:spacing w:before="0" w:after="0"/>
+            </w:pPr>
+            <w:r/>
+            <w:r>
+              <w:rPr>
+                <w:sz w:val="20"/>
+              </w:rPr>
+              <w:t>7日以内に期限が来ます</w:t>
+            </w:r>
+          </w:p>
+        </w:tc>
+      </w:tr>
+      <w:tr>
+        <w:tc>
+          <w:tcPr>
+            <w:tcW w:type="dxa" w:w="2059"/>
+            <w:tcMar>
+              <w:top w:w="70" w:type="dxa"/>
+              <w:left w:w="100" w:type="dxa"/>
+              <w:bottom w:w="70" w:type="dxa"/>
+              <w:right w:w="100" w:type="dxa"/>
+            </w:tcMar>
+          </w:tcPr>
+          <w:p>
+            <w:pPr>
+              <w:spacing w:before="0" w:after="0"/>
+            </w:pPr>
+            <w:r/>
+            <w:r>
+              <w:rPr>
+                <w:sz w:val="20"/>
+              </w:rPr>
+              <w:t>🗓 黄色</w:t>
+            </w:r>
+          </w:p>
+        </w:tc>
+        <w:tc>
+          <w:tcPr>
+            <w:tcW w:type="dxa" w:w="7299"/>
+            <w:tcMar>
+              <w:top w:w="70" w:type="dxa"/>
+              <w:left w:w="100" w:type="dxa"/>
+              <w:bottom w:w="70" w:type="dxa"/>
+              <w:right w:w="100" w:type="dxa"/>
+            </w:tcMar>
+          </w:tcPr>
+          <w:p>
+            <w:pPr>
+              <w:spacing w:before="0" w:after="0"/>
+            </w:pPr>
+            <w:r/>
+            <w:r>
+              <w:rPr>
+                <w:sz w:val="20"/>
+              </w:rPr>
+              <w:t>期限が近づいています。手の空いたときに</w:t>
+            </w:r>
+          </w:p>
+        </w:tc>
+      </w:tr>
+    </w:tbl>
+    <w:p>
+      <w:pPr>
+        <w:spacing w:after="160"/>
+      </w:pPr>
+    </w:p>
+    <w:p>
+      <w:pPr>
+        <w:spacing w:after="120"/>
+      </w:pPr>
+      <w:r>
+        <w:rPr>
+          <w:color w:val="7B8A84"/>
+          <w:sz w:val="20"/>
+        </w:rPr>
+        <w:t>部署は一度選べば次から覚えています。並ぶのは部署で行う点検だけです（業者さんの点検は出ません）。</w:t>
       </w:r>
     </w:p>
     <w:p>
@@ -291,7 +526,27 @@
         <w:spacing w:before="240" w:after="80"/>
       </w:pPr>
       <w:r>
-        <w:t>1-4. ホーム画面に置いておくと楽</w:t>
+        <w:t>1-4. 管理番号を手で入れる</w:t>
+      </w:r>
+    </w:p>
+    <w:p>
+      <w:pPr>
+        <w:spacing w:after="120"/>
+      </w:pPr>
+      <w:r>
+        <w:rPr>
+          <w:sz w:val="22"/>
+        </w:rPr>
+        <w:t>ラベルが汚れて読めないときは、管理番号（A1403 のような番号）を打ち込んで「📥 読み込む」を押します。</w:t>
+      </w:r>
+    </w:p>
+    <w:p>
+      <w:pPr>
+        <w:pStyle w:val="2"/>
+        <w:spacing w:before="240" w:after="80"/>
+      </w:pPr>
+      <w:r>
+        <w:t>1-5. ホーム画面に置いておくと楽</w:t>
       </w:r>
     </w:p>
     <w:p>
@@ -486,7 +741,7 @@
         <w:spacing w:before="240" w:after="80"/>
       </w:pPr>
       <w:r>
-        <w:t>1-5. パスワード</w:t>
+        <w:t>1-6. パスワード</w:t>
       </w:r>
     </w:p>
     <w:p>
@@ -850,6 +1105,54 @@
                 <w:sz w:val="20"/>
               </w:rPr>
               <w:t>前回いつ点検したか。「🆕 まだ記録なし」なら初めての点検</w:t>
+            </w:r>
+          </w:p>
+        </w:tc>
+      </w:tr>
+      <w:tr>
+        <w:tc>
+          <w:tcPr>
+            <w:tcW w:type="dxa" w:w="2620"/>
+            <w:tcMar>
+              <w:top w:w="70" w:type="dxa"/>
+              <w:left w:w="100" w:type="dxa"/>
+              <w:bottom w:w="70" w:type="dxa"/>
+              <w:right w:w="100" w:type="dxa"/>
+            </w:tcMar>
+          </w:tcPr>
+          <w:p>
+            <w:pPr>
+              <w:spacing w:before="0" w:after="0"/>
+            </w:pPr>
+            <w:r/>
+            <w:r>
+              <w:rPr>
+                <w:sz w:val="20"/>
+              </w:rPr>
+              <w:t>色の付いた帯</w:t>
+            </w:r>
+          </w:p>
+        </w:tc>
+        <w:tc>
+          <w:tcPr>
+            <w:tcW w:type="dxa" w:w="6738"/>
+            <w:tcMar>
+              <w:top w:w="70" w:type="dxa"/>
+              <w:left w:w="100" w:type="dxa"/>
+              <w:bottom w:w="70" w:type="dxa"/>
+              <w:right w:w="100" w:type="dxa"/>
+            </w:tcMar>
+          </w:tcPr>
+          <w:p>
+            <w:pPr>
+              <w:spacing w:before="0" w:after="0"/>
+            </w:pPr>
+            <w:r/>
+            <w:r>
+              <w:rPr>
+                <w:sz w:val="20"/>
+              </w:rPr>
+              <w:t>次の点検の期限。赤＝過ぎている、オレンジ＝7日以内、黄色＝近い。緑なら次回の予定日が出ているだけで、急ぎではない</w:t>
             </w:r>
           </w:p>
         </w:tc>
